--- a/Advanced Reactor Materials/Fall2026/Project Topics.docx
+++ b/Advanced Reactor Materials/Fall2026/Project Topics.docx
@@ -1,6 +1,6 @@
 
 <file path=word/document.xml><?xml version="1.0" encoding="utf-8"?>
-<w:document xmlns:wpc="http://schemas.microsoft.com/office/word/2010/wordprocessingCanvas" xmlns:cx="http://schemas.microsoft.com/office/drawing/2014/chartex" xmlns:cx1="http://schemas.microsoft.com/office/drawing/2015/9/8/chartex" xmlns:cx2="http://schemas.microsoft.com/office/drawing/2015/10/21/chartex" xmlns:cx3="http://schemas.microsoft.com/office/drawing/2016/5/9/chartex" xmlns:cx4="http://schemas.microsoft.com/office/drawing/2016/5/10/chartex" xmlns:cx5="http://schemas.microsoft.com/office/drawing/2016/5/11/chartex" xmlns:cx6="http://schemas.microsoft.com/office/drawing/2016/5/12/chartex" xmlns:cx7="http://schemas.microsoft.com/office/drawing/2016/5/13/chartex" xmlns:cx8="http://schemas.microsoft.com/office/drawing/2016/5/14/chartex" xmlns:mc="http://schemas.openxmlformats.org/markup-compatibility/2006" xmlns:aink="http://schemas.microsoft.com/office/drawing/2016/ink" xmlns:am3d="http://schemas.microsoft.com/office/drawing/2017/model3d" xmlns:o="urn:schemas-microsoft-com:office:office" xmlns:oel="http://schemas.microsoft.com/office/2019/extlst" xmlns:r="http://schemas.openxmlformats.org/officeDocument/2006/relationships" xmlns:m="http://schemas.openxmlformats.org/officeDocument/2006/math" xmlns:v="urn:schemas-microsoft-com:vml" xmlns:wp14="http://schemas.microsoft.com/office/word/2010/wordprocessingDrawing" xmlns:wp="http://schemas.openxmlformats.org/drawingml/2006/wordprocessingDrawing" xmlns:w10="urn:schemas-microsoft-com:office:word" xmlns:w="http://schemas.openxmlformats.org/wordprocessingml/2006/main" xmlns:w14="http://schemas.microsoft.com/office/word/2010/wordml" xmlns:w15="http://schemas.microsoft.com/office/word/2012/wordml" xmlns:w16cex="http://schemas.microsoft.com/office/word/2018/wordml/cex" xmlns:w16cid="http://schemas.microsoft.com/office/word/2016/wordml/cid" xmlns:w16="http://schemas.microsoft.com/office/word/2018/wordml" xmlns:w16du="http://schemas.microsoft.com/office/word/2023/wordml/word16du" xmlns:w16sdtdh="http://schemas.microsoft.com/office/word/2020/wordml/sdtdatahash" xmlns:w16sdtfl="http://schemas.microsoft.com/office/word/2024/wordml/sdtformatlock" xmlns:w16se="http://schemas.microsoft.com/office/word/2015/wordml/symex" xmlns:wpg="http://schemas.microsoft.com/office/word/2010/wordprocessingGroup" xmlns:wpi="http://schemas.microsoft.com/office/word/2010/wordprocessingInk" xmlns:wne="http://schemas.microsoft.com/office/word/2006/wordml" xmlns:wps="http://schemas.microsoft.com/office/word/2010/wordprocessingShape" mc:Ignorable="w14 w15 w16se w16cid w16 w16cex w16sdtdh w16sdtfl w16du wp14">
+<w:document xmlns:wpc="http://schemas.microsoft.com/office/word/2010/wordprocessingCanvas" xmlns:cx="http://schemas.microsoft.com/office/drawing/2014/chartex" xmlns:cx1="http://schemas.microsoft.com/office/drawing/2015/9/8/chartex" xmlns:cx2="http://schemas.microsoft.com/office/drawing/2015/10/21/chartex" xmlns:cx3="http://schemas.microsoft.com/office/drawing/2016/5/9/chartex" xmlns:cx4="http://schemas.microsoft.com/office/drawing/2016/5/10/chartex" xmlns:cx5="http://schemas.microsoft.com/office/drawing/2016/5/11/chartex" xmlns:cx6="http://schemas.microsoft.com/office/drawing/2016/5/12/chartex" xmlns:cx7="http://schemas.microsoft.com/office/drawing/2016/5/13/chartex" xmlns:cx8="http://schemas.microsoft.com/office/drawing/2016/5/14/chartex" xmlns:mc="http://schemas.openxmlformats.org/markup-compatibility/2006" xmlns:m="http://schemas.openxmlformats.org/officeDocument/2006/math" xmlns:aink="http://schemas.microsoft.com/office/drawing/2016/ink" xmlns:am3d="http://schemas.microsoft.com/office/drawing/2017/model3d" xmlns:oel="http://schemas.microsoft.com/office/2019/extlst" xmlns:r="http://schemas.openxmlformats.org/officeDocument/2006/relationships" xmlns:wp14="http://schemas.microsoft.com/office/word/2010/wordprocessingDrawing" xmlns:wp="http://schemas.openxmlformats.org/drawingml/2006/wordprocessingDrawing" xmlns:wpg="http://schemas.microsoft.com/office/word/2010/wordprocessingGroup" xmlns:wpi="http://schemas.microsoft.com/office/word/2010/wordprocessingInk" xmlns:wps="http://schemas.microsoft.com/office/word/2010/wordprocessingShape" xmlns:o="urn:schemas-microsoft-com:office:office" xmlns:v="urn:schemas-microsoft-com:vml" xmlns:w10="urn:schemas-microsoft-com:office:word" xmlns:w="http://schemas.openxmlformats.org/wordprocessingml/2006/main" xmlns:w14="http://schemas.microsoft.com/office/word/2010/wordml" xmlns:w15="http://schemas.microsoft.com/office/word/2012/wordml" xmlns:w16cex="http://schemas.microsoft.com/office/word/2018/wordml/cex" xmlns:w16cid="http://schemas.microsoft.com/office/word/2016/wordml/cid" xmlns:w16="http://schemas.microsoft.com/office/word/2018/wordml" xmlns:w16sdtdh="http://schemas.microsoft.com/office/word/2020/wordml/sdtdatahash" xmlns:w16sdtfl="http://schemas.microsoft.com/office/word/2024/wordml/sdtformatlock" xmlns:w16se="http://schemas.microsoft.com/office/word/2015/wordml/symex" xmlns:w16du="http://schemas.microsoft.com/office/word/2023/wordml/word16du" xmlns:wne="http://schemas.microsoft.com/office/word/2006/wordml" mc:Ignorable="w14 w15 w16se w16cid w16 w16cex w16sdtdh w16sdtfl w16du wp14">
   <w:body>
     <w:p>
       <w:r>
@@ -15,6 +15,13 @@
       </w:r>
     </w:p>
     <w:p>
+      <w:pPr>
+        <w:pStyle w:val="ListParagraph"/>
+        <w:numPr>
+          <w:ilvl w:val="0"/>
+          <w:numId w:val="1"/>
+        </w:numPr>
+      </w:pPr>
       <w:proofErr w:type="spellStart"/>
       <w:r>
         <w:t>SiC</w:t>
@@ -25,11 +32,48 @@
       </w:r>
     </w:p>
     <w:p>
-      <w:r>
-        <w:t>Cermet fuel concept and applications</w:t>
-      </w:r>
-    </w:p>
-    <w:p>
+      <w:pPr>
+        <w:pStyle w:val="ListParagraph"/>
+        <w:numPr>
+          <w:ilvl w:val="0"/>
+          <w:numId w:val="1"/>
+        </w:numPr>
+      </w:pPr>
+      <w:r>
+        <w:t>Cermet fuel applications</w:t>
+      </w:r>
+      <w:r>
+        <w:t xml:space="preserve"> for nuclear thermal propulsion</w:t>
+      </w:r>
+    </w:p>
+    <w:p>
+      <w:pPr>
+        <w:pStyle w:val="ListParagraph"/>
+        <w:numPr>
+          <w:ilvl w:val="0"/>
+          <w:numId w:val="1"/>
+        </w:numPr>
+      </w:pPr>
+      <w:proofErr w:type="spellStart"/>
+      <w:r>
+        <w:t>Cercer</w:t>
+      </w:r>
+      <w:proofErr w:type="spellEnd"/>
+      <w:r>
+        <w:t xml:space="preserve"> i</w:t>
+      </w:r>
+      <w:r>
+        <w:t>nert matrix fuel concepts</w:t>
+      </w:r>
+    </w:p>
+    <w:p>
+      <w:pPr>
+        <w:pStyle w:val="ListParagraph"/>
+        <w:numPr>
+          <w:ilvl w:val="0"/>
+          <w:numId w:val="1"/>
+        </w:numPr>
+      </w:pPr>
       <w:r>
         <w:t xml:space="preserve">High temperature materials for gas reactor </w:t>
       </w:r>
@@ -41,40 +85,327 @@
       </w:r>
     </w:p>
     <w:p>
-      <w:r>
-        <w:t>Alternate geometries of metallic fuels (e.g., slotted, annular, etc.)</w:t>
-      </w:r>
-    </w:p>
-    <w:p>
+      <w:pPr>
+        <w:pStyle w:val="ListParagraph"/>
+        <w:numPr>
+          <w:ilvl w:val="0"/>
+          <w:numId w:val="1"/>
+        </w:numPr>
+      </w:pPr>
+      <w:r>
+        <w:t>Sodium-free a</w:t>
+      </w:r>
+      <w:r>
+        <w:t xml:space="preserve">lternate geometries of metallic fuels </w:t>
+      </w:r>
+    </w:p>
+    <w:p>
+      <w:pPr>
+        <w:pStyle w:val="ListParagraph"/>
+        <w:numPr>
+          <w:ilvl w:val="0"/>
+          <w:numId w:val="1"/>
+        </w:numPr>
+      </w:pPr>
       <w:r>
         <w:t>Swelling of stainless steel under fast fluence</w:t>
       </w:r>
     </w:p>
     <w:p>
-      <w:r>
-        <w:t>Inert matrix actinide-bearing fuel concepts</w:t>
-      </w:r>
-      <w:r>
-        <w:t xml:space="preserve"> (</w:t>
+      <w:pPr>
+        <w:pStyle w:val="ListParagraph"/>
+        <w:numPr>
+          <w:ilvl w:val="0"/>
+          <w:numId w:val="1"/>
+        </w:numPr>
+      </w:pPr>
+      <w:r>
+        <w:t xml:space="preserve">The role and effect of silver in </w:t>
       </w:r>
       <w:proofErr w:type="spellStart"/>
       <w:r>
-        <w:t>Cercer</w:t>
+        <w:t>SiC</w:t>
       </w:r>
       <w:proofErr w:type="spellEnd"/>
-      <w:r>
-        <w:t>)</w:t>
+    </w:p>
+    <w:p>
+      <w:pPr>
+        <w:pStyle w:val="ListParagraph"/>
+        <w:numPr>
+          <w:ilvl w:val="0"/>
+          <w:numId w:val="1"/>
+        </w:numPr>
+      </w:pPr>
+      <w:r>
+        <w:t>Corrosion of stainless steel in chloride salts</w:t>
+      </w:r>
+    </w:p>
+    <w:p>
+      <w:pPr>
+        <w:pStyle w:val="ListParagraph"/>
+        <w:numPr>
+          <w:ilvl w:val="0"/>
+          <w:numId w:val="1"/>
+        </w:numPr>
+      </w:pPr>
+      <w:r>
+        <w:t>Corrosion in supercritical water-cooled reactors</w:t>
+      </w:r>
+    </w:p>
+    <w:p>
+      <w:pPr>
+        <w:pStyle w:val="ListParagraph"/>
+        <w:numPr>
+          <w:ilvl w:val="0"/>
+          <w:numId w:val="1"/>
+        </w:numPr>
+      </w:pPr>
+      <w:proofErr w:type="spellStart"/>
+      <w:r>
+        <w:t>Tellerium</w:t>
+      </w:r>
+      <w:proofErr w:type="spellEnd"/>
+      <w:r>
+        <w:t xml:space="preserve"> embrittlement of Ni alloys in fluoride salts</w:t>
+      </w:r>
+    </w:p>
+    <w:p>
+      <w:pPr>
+        <w:pStyle w:val="ListParagraph"/>
+        <w:numPr>
+          <w:ilvl w:val="0"/>
+          <w:numId w:val="1"/>
+        </w:numPr>
+      </w:pPr>
+      <w:r>
+        <w:t>The role of hydride moderators in SMRs</w:t>
+      </w:r>
+    </w:p>
+    <w:p>
+      <w:pPr>
+        <w:pStyle w:val="ListParagraph"/>
+        <w:numPr>
+          <w:ilvl w:val="0"/>
+          <w:numId w:val="1"/>
+        </w:numPr>
+      </w:pPr>
+      <w:r>
+        <w:t>Additively manufactured components for nuclear applications</w:t>
+      </w:r>
+    </w:p>
+    <w:p>
+      <w:pPr>
+        <w:pStyle w:val="ListParagraph"/>
+        <w:numPr>
+          <w:ilvl w:val="0"/>
+          <w:numId w:val="1"/>
+        </w:numPr>
+      </w:pPr>
+      <w:r>
+        <w:t>Tritium permeation barrier coatings</w:t>
+      </w:r>
+    </w:p>
+    <w:p>
+      <w:pPr>
+        <w:pStyle w:val="ListParagraph"/>
+        <w:numPr>
+          <w:ilvl w:val="0"/>
+          <w:numId w:val="1"/>
+        </w:numPr>
+      </w:pPr>
+      <w:r>
+        <w:t>Hydrogen corrosion of nuclear thermal propulsion fuels</w:t>
+      </w:r>
+    </w:p>
+    <w:p>
+      <w:pPr>
+        <w:pStyle w:val="ListParagraph"/>
+        <w:numPr>
+          <w:ilvl w:val="0"/>
+          <w:numId w:val="1"/>
+        </w:numPr>
+      </w:pPr>
+      <w:r>
+        <w:t>Graphite p</w:t>
+      </w:r>
+      <w:r>
+        <w:t>ebble matrix wear and graphite dust</w:t>
+      </w:r>
+    </w:p>
+    <w:p>
+      <w:pPr>
+        <w:pStyle w:val="ListParagraph"/>
+        <w:numPr>
+          <w:ilvl w:val="0"/>
+          <w:numId w:val="1"/>
+        </w:numPr>
+      </w:pPr>
+      <w:r>
+        <w:t>Materials for fuel salt cleanup and off-gas systems</w:t>
+      </w:r>
+    </w:p>
+    <w:p>
+      <w:pPr>
+        <w:pStyle w:val="ListParagraph"/>
+        <w:numPr>
+          <w:ilvl w:val="0"/>
+          <w:numId w:val="1"/>
+        </w:numPr>
+      </w:pPr>
+      <w:r>
+        <w:t>TRIGA U-</w:t>
+      </w:r>
+      <w:proofErr w:type="spellStart"/>
+      <w:r>
+        <w:t>ZrH</w:t>
+      </w:r>
+      <w:proofErr w:type="spellEnd"/>
+      <w:r>
+        <w:t xml:space="preserve"> fuels</w:t>
+      </w:r>
+    </w:p>
+    <w:p>
+      <w:pPr>
+        <w:pStyle w:val="ListParagraph"/>
+        <w:numPr>
+          <w:ilvl w:val="0"/>
+          <w:numId w:val="1"/>
+        </w:numPr>
+      </w:pPr>
+      <w:r>
+        <w:t>Graphite-dispersed UO₂ fuel in transient test reactors</w:t>
+      </w:r>
+    </w:p>
+    <w:p>
+      <w:pPr>
+        <w:pStyle w:val="ListParagraph"/>
+        <w:numPr>
+          <w:ilvl w:val="0"/>
+          <w:numId w:val="1"/>
+        </w:numPr>
+      </w:pPr>
+      <w:r>
+        <w:t>Beryllium reflectors in high-flux reactors</w:t>
+      </w:r>
+    </w:p>
+    <w:p>
+      <w:pPr>
+        <w:pStyle w:val="ListParagraph"/>
+        <w:numPr>
+          <w:ilvl w:val="0"/>
+          <w:numId w:val="1"/>
+        </w:numPr>
+      </w:pPr>
+      <w:r>
+        <w:t>Borosilicate waste glasses</w:t>
+      </w:r>
+    </w:p>
+    <w:p>
+      <w:pPr>
+        <w:pStyle w:val="ListParagraph"/>
+        <w:numPr>
+          <w:ilvl w:val="0"/>
+          <w:numId w:val="1"/>
+        </w:numPr>
+      </w:pPr>
+      <w:r>
+        <w:t>Polonium-210 and coolant activation</w:t>
+      </w:r>
+    </w:p>
+    <w:p>
+      <w:pPr>
+        <w:pStyle w:val="ListParagraph"/>
+        <w:numPr>
+          <w:ilvl w:val="0"/>
+          <w:numId w:val="1"/>
+        </w:numPr>
+      </w:pPr>
+      <w:r>
+        <w:t>Absorber materials for fast reactor control rods</w:t>
+      </w:r>
+    </w:p>
+    <w:p>
+      <w:pPr>
+        <w:pStyle w:val="ListParagraph"/>
+        <w:numPr>
+          <w:ilvl w:val="0"/>
+          <w:numId w:val="1"/>
+        </w:numPr>
+      </w:pPr>
+      <w:r>
+        <w:t>Materials compatibility with s</w:t>
+      </w:r>
+      <w:r>
+        <w:t xml:space="preserve">upercritical CO2 </w:t>
+      </w:r>
+      <w:r>
+        <w:t>for heat exchanger systems</w:t>
       </w:r>
     </w:p>
     <w:p/>
     <w:p/>
     <w:p>
-      <w:r>
-        <w:t>Others:</w:t>
-      </w:r>
-    </w:p>
-    <w:p/>
-    <w:p>
+      <w:pPr>
+        <w:ind w:left="360"/>
+      </w:pPr>
+      <w:proofErr w:type="spellStart"/>
+      <w:r>
+        <w:t>SiC</w:t>
+      </w:r>
+      <w:proofErr w:type="spellEnd"/>
+      <w:r>
+        <w:t xml:space="preserve"> as a cladding material (non-TRISO applications)</w:t>
+      </w:r>
+    </w:p>
+    <w:p>
+      <w:pPr>
+        <w:ind w:left="360"/>
+      </w:pPr>
+      <w:r>
+        <w:t>Cermet fuel applications for nuclear thermal propulsion</w:t>
+      </w:r>
+    </w:p>
+    <w:p>
+      <w:pPr>
+        <w:ind w:left="360"/>
+      </w:pPr>
+      <w:proofErr w:type="spellStart"/>
+      <w:r>
+        <w:t>Cercer</w:t>
+      </w:r>
+      <w:proofErr w:type="spellEnd"/>
+      <w:r>
+        <w:t xml:space="preserve"> inert matrix fuel concepts</w:t>
+      </w:r>
+    </w:p>
+    <w:p>
+      <w:pPr>
+        <w:ind w:left="360"/>
+      </w:pPr>
+      <w:r>
+        <w:t>High temperature materials for gas reactor intermediate heat exchangers</w:t>
+      </w:r>
+    </w:p>
+    <w:p>
+      <w:pPr>
+        <w:ind w:left="360"/>
+      </w:pPr>
+      <w:r>
+        <w:t xml:space="preserve">Sodium-free alternate geometries of metallic fuels </w:t>
+      </w:r>
+    </w:p>
+    <w:p>
+      <w:pPr>
+        <w:ind w:left="360"/>
+      </w:pPr>
+      <w:r>
+        <w:t>Swelling of stainless steel under fast fluence</w:t>
+      </w:r>
+    </w:p>
+    <w:p>
+      <w:pPr>
+        <w:ind w:left="360"/>
+      </w:pPr>
       <w:r>
         <w:t xml:space="preserve">The role and effect of silver in </w:t>
       </w:r>
@@ -85,31 +416,147 @@
       <w:proofErr w:type="spellEnd"/>
     </w:p>
     <w:p>
-      <w:r>
-        <w:t>Fission product transport in UC/UCO</w:t>
-      </w:r>
-    </w:p>
-    <w:p>
-      <w:r>
-        <w:t>Minor actinide bearing metallic fuels</w:t>
-      </w:r>
-    </w:p>
-    <w:p>
+      <w:pPr>
+        <w:ind w:left="360"/>
+      </w:pPr>
       <w:r>
         <w:t>Corrosion of stainless steel in chloride salts</w:t>
       </w:r>
     </w:p>
     <w:p>
+      <w:pPr>
+        <w:ind w:left="360"/>
+      </w:pPr>
+      <w:r>
+        <w:t>Corrosion in supercritical water-cooled reactors</w:t>
+      </w:r>
+    </w:p>
+    <w:p>
+      <w:pPr>
+        <w:ind w:left="360"/>
+      </w:pPr>
+      <w:proofErr w:type="spellStart"/>
+      <w:r>
+        <w:t>Tellerium</w:t>
+      </w:r>
+      <w:proofErr w:type="spellEnd"/>
+      <w:r>
+        <w:t xml:space="preserve"> embrittlement of Ni alloys in fluoride salts</w:t>
+      </w:r>
+    </w:p>
+    <w:p>
+      <w:pPr>
+        <w:ind w:left="360"/>
+      </w:pPr>
+      <w:r>
+        <w:t>The role of hydride moderators in SMRs</w:t>
+      </w:r>
+    </w:p>
+    <w:p>
+      <w:pPr>
+        <w:ind w:left="360"/>
+      </w:pPr>
+      <w:r>
+        <w:t>Additively manufactured components for nuclear applications</w:t>
+      </w:r>
+    </w:p>
+    <w:p>
+      <w:pPr>
+        <w:ind w:left="360"/>
+      </w:pPr>
+      <w:r>
+        <w:t>Tritium permeation barrier coatings</w:t>
+      </w:r>
+    </w:p>
+    <w:p>
+      <w:pPr>
+        <w:ind w:left="360"/>
+      </w:pPr>
+      <w:r>
+        <w:t>Hydrogen corrosion of nuclear thermal propulsion fuels</w:t>
+      </w:r>
+    </w:p>
+    <w:p>
+      <w:pPr>
+        <w:ind w:left="360"/>
+      </w:pPr>
+      <w:r>
+        <w:t>Graphite pebble matrix wear and graphite dust</w:t>
+      </w:r>
+    </w:p>
+    <w:p>
+      <w:pPr>
+        <w:ind w:left="360"/>
+      </w:pPr>
+      <w:r>
+        <w:lastRenderedPageBreak/>
+        <w:t>Materials for fuel salt cleanup and off-gas systems</w:t>
+      </w:r>
+    </w:p>
+    <w:p>
+      <w:pPr>
+        <w:ind w:left="360"/>
+      </w:pPr>
+      <w:r>
+        <w:t>TRIGA U-</w:t>
+      </w:r>
+      <w:proofErr w:type="spellStart"/>
+      <w:r>
+        <w:t>ZrH</w:t>
+      </w:r>
+      <w:proofErr w:type="spellEnd"/>
+      <w:r>
+        <w:t xml:space="preserve"> fuels</w:t>
+      </w:r>
+    </w:p>
+    <w:p>
+      <w:pPr>
+        <w:ind w:left="360"/>
+      </w:pPr>
+      <w:r>
+        <w:t>Graphite-dispersed UO₂ fuel in transient test reactors</w:t>
+      </w:r>
+    </w:p>
+    <w:p>
+      <w:pPr>
+        <w:ind w:left="360"/>
+      </w:pPr>
+      <w:r>
+        <w:t>Beryllium reflectors in high-flux reactors</w:t>
+      </w:r>
+    </w:p>
+    <w:p>
+      <w:pPr>
+        <w:ind w:left="360"/>
+      </w:pPr>
       <w:r>
         <w:t>Borosilicate waste glasses</w:t>
       </w:r>
     </w:p>
     <w:p>
-      <w:r>
-        <w:t>Corrosion in supercritical water-cooled reactors</w:t>
-      </w:r>
-    </w:p>
-    <w:p/>
+      <w:pPr>
+        <w:ind w:left="360"/>
+      </w:pPr>
+      <w:r>
+        <w:t>Polonium-210 and coolant activation</w:t>
+      </w:r>
+    </w:p>
+    <w:p>
+      <w:pPr>
+        <w:ind w:left="360"/>
+      </w:pPr>
+      <w:r>
+        <w:t>Absorber materials for fast reactor control rods</w:t>
+      </w:r>
+    </w:p>
+    <w:p>
+      <w:pPr>
+        <w:ind w:left="360"/>
+      </w:pPr>
+      <w:r>
+        <w:t>Materials compatibility with supercritical CO2 for heat exchanger systems</w:t>
+      </w:r>
+    </w:p>
     <w:sectPr>
       <w:pgSz w:w="12240" w:h="15840"/>
       <w:pgMar w:top="1440" w:right="1440" w:bottom="1440" w:left="1440" w:header="720" w:footer="720" w:gutter="0"/>
@@ -120,8 +567,381 @@
 </w:document>
 </file>
 
+<file path=word/numbering.xml><?xml version="1.0" encoding="utf-8"?>
+<w:numbering xmlns:wpc="http://schemas.microsoft.com/office/word/2010/wordprocessingCanvas" xmlns:cx="http://schemas.microsoft.com/office/drawing/2014/chartex" xmlns:cx1="http://schemas.microsoft.com/office/drawing/2015/9/8/chartex" xmlns:cx2="http://schemas.microsoft.com/office/drawing/2015/10/21/chartex" xmlns:cx3="http://schemas.microsoft.com/office/drawing/2016/5/9/chartex" xmlns:cx4="http://schemas.microsoft.com/office/drawing/2016/5/10/chartex" xmlns:cx5="http://schemas.microsoft.com/office/drawing/2016/5/11/chartex" xmlns:cx6="http://schemas.microsoft.com/office/drawing/2016/5/12/chartex" xmlns:cx7="http://schemas.microsoft.com/office/drawing/2016/5/13/chartex" xmlns:cx8="http://schemas.microsoft.com/office/drawing/2016/5/14/chartex" xmlns:mc="http://schemas.openxmlformats.org/markup-compatibility/2006" xmlns:m="http://schemas.openxmlformats.org/officeDocument/2006/math" xmlns:aink="http://schemas.microsoft.com/office/drawing/2016/ink" xmlns:am3d="http://schemas.microsoft.com/office/drawing/2017/model3d" xmlns:oel="http://schemas.microsoft.com/office/2019/extlst" xmlns:r="http://schemas.openxmlformats.org/officeDocument/2006/relationships" xmlns:wp14="http://schemas.microsoft.com/office/word/2010/wordprocessingDrawing" xmlns:wp="http://schemas.openxmlformats.org/drawingml/2006/wordprocessingDrawing" xmlns:wpg="http://schemas.microsoft.com/office/word/2010/wordprocessingGroup" xmlns:wpi="http://schemas.microsoft.com/office/word/2010/wordprocessingInk" xmlns:wps="http://schemas.microsoft.com/office/word/2010/wordprocessingShape" xmlns:o="urn:schemas-microsoft-com:office:office" xmlns:v="urn:schemas-microsoft-com:vml" xmlns:w10="urn:schemas-microsoft-com:office:word" xmlns:w="http://schemas.openxmlformats.org/wordprocessingml/2006/main" xmlns:w14="http://schemas.microsoft.com/office/word/2010/wordml" xmlns:w15="http://schemas.microsoft.com/office/word/2012/wordml" xmlns:w16cex="http://schemas.microsoft.com/office/word/2018/wordml/cex" xmlns:w16cid="http://schemas.microsoft.com/office/word/2016/wordml/cid" xmlns:w16="http://schemas.microsoft.com/office/word/2018/wordml" xmlns:w16sdtdh="http://schemas.microsoft.com/office/word/2020/wordml/sdtdatahash" xmlns:w16sdtfl="http://schemas.microsoft.com/office/word/2024/wordml/sdtformatlock" xmlns:w16se="http://schemas.microsoft.com/office/word/2015/wordml/symex" xmlns:w16du="http://schemas.microsoft.com/office/word/2023/wordml/word16du" xmlns:wne="http://schemas.microsoft.com/office/word/2006/wordml" mc:Ignorable="w14 w15 w16se w16cid w16 w16cex w16sdtdh w16sdtfl w16du wp14">
+  <w:abstractNum w:abstractNumId="0" w15:restartNumberingAfterBreak="0">
+    <w:nsid w:val="13420937"/>
+    <w:multiLevelType w:val="hybridMultilevel"/>
+    <w:tmpl w:val="6C4AB9DC"/>
+    <w:lvl w:ilvl="0" w:tplc="FFFFFFFF">
+      <w:start w:val="1"/>
+      <w:numFmt w:val="decimal"/>
+      <w:lvlText w:val="%1."/>
+      <w:lvlJc w:val="left"/>
+      <w:pPr>
+        <w:ind w:left="720" w:hanging="360"/>
+      </w:pPr>
+      <w:rPr>
+        <w:rFonts w:hint="default"/>
+      </w:rPr>
+    </w:lvl>
+    <w:lvl w:ilvl="1" w:tplc="04090019" w:tentative="1">
+      <w:start w:val="1"/>
+      <w:numFmt w:val="lowerLetter"/>
+      <w:lvlText w:val="%2."/>
+      <w:lvlJc w:val="left"/>
+      <w:pPr>
+        <w:ind w:left="1440" w:hanging="360"/>
+      </w:pPr>
+    </w:lvl>
+    <w:lvl w:ilvl="2" w:tplc="0409001B" w:tentative="1">
+      <w:start w:val="1"/>
+      <w:numFmt w:val="lowerRoman"/>
+      <w:lvlText w:val="%3."/>
+      <w:lvlJc w:val="right"/>
+      <w:pPr>
+        <w:ind w:left="2160" w:hanging="180"/>
+      </w:pPr>
+    </w:lvl>
+    <w:lvl w:ilvl="3" w:tplc="0409000F" w:tentative="1">
+      <w:start w:val="1"/>
+      <w:numFmt w:val="decimal"/>
+      <w:lvlText w:val="%4."/>
+      <w:lvlJc w:val="left"/>
+      <w:pPr>
+        <w:ind w:left="2880" w:hanging="360"/>
+      </w:pPr>
+    </w:lvl>
+    <w:lvl w:ilvl="4" w:tplc="04090019" w:tentative="1">
+      <w:start w:val="1"/>
+      <w:numFmt w:val="lowerLetter"/>
+      <w:lvlText w:val="%5."/>
+      <w:lvlJc w:val="left"/>
+      <w:pPr>
+        <w:ind w:left="3600" w:hanging="360"/>
+      </w:pPr>
+    </w:lvl>
+    <w:lvl w:ilvl="5" w:tplc="0409001B" w:tentative="1">
+      <w:start w:val="1"/>
+      <w:numFmt w:val="lowerRoman"/>
+      <w:lvlText w:val="%6."/>
+      <w:lvlJc w:val="right"/>
+      <w:pPr>
+        <w:ind w:left="4320" w:hanging="180"/>
+      </w:pPr>
+    </w:lvl>
+    <w:lvl w:ilvl="6" w:tplc="0409000F" w:tentative="1">
+      <w:start w:val="1"/>
+      <w:numFmt w:val="decimal"/>
+      <w:lvlText w:val="%7."/>
+      <w:lvlJc w:val="left"/>
+      <w:pPr>
+        <w:ind w:left="5040" w:hanging="360"/>
+      </w:pPr>
+    </w:lvl>
+    <w:lvl w:ilvl="7" w:tplc="04090019" w:tentative="1">
+      <w:start w:val="1"/>
+      <w:numFmt w:val="lowerLetter"/>
+      <w:lvlText w:val="%8."/>
+      <w:lvlJc w:val="left"/>
+      <w:pPr>
+        <w:ind w:left="5760" w:hanging="360"/>
+      </w:pPr>
+    </w:lvl>
+    <w:lvl w:ilvl="8" w:tplc="0409001B" w:tentative="1">
+      <w:start w:val="1"/>
+      <w:numFmt w:val="lowerRoman"/>
+      <w:lvlText w:val="%9."/>
+      <w:lvlJc w:val="right"/>
+      <w:pPr>
+        <w:ind w:left="6480" w:hanging="180"/>
+      </w:pPr>
+    </w:lvl>
+  </w:abstractNum>
+  <w:abstractNum w:abstractNumId="1" w15:restartNumberingAfterBreak="0">
+    <w:nsid w:val="45BF7F4D"/>
+    <w:multiLevelType w:val="hybridMultilevel"/>
+    <w:tmpl w:val="EDB4C4D4"/>
+    <w:lvl w:ilvl="0" w:tplc="0409000F">
+      <w:start w:val="1"/>
+      <w:numFmt w:val="decimal"/>
+      <w:lvlText w:val="%1."/>
+      <w:lvlJc w:val="left"/>
+      <w:pPr>
+        <w:ind w:left="720" w:hanging="360"/>
+      </w:pPr>
+      <w:rPr>
+        <w:rFonts w:hint="default"/>
+      </w:rPr>
+    </w:lvl>
+    <w:lvl w:ilvl="1" w:tplc="04090019" w:tentative="1">
+      <w:start w:val="1"/>
+      <w:numFmt w:val="lowerLetter"/>
+      <w:lvlText w:val="%2."/>
+      <w:lvlJc w:val="left"/>
+      <w:pPr>
+        <w:ind w:left="1440" w:hanging="360"/>
+      </w:pPr>
+    </w:lvl>
+    <w:lvl w:ilvl="2" w:tplc="0409001B" w:tentative="1">
+      <w:start w:val="1"/>
+      <w:numFmt w:val="lowerRoman"/>
+      <w:lvlText w:val="%3."/>
+      <w:lvlJc w:val="right"/>
+      <w:pPr>
+        <w:ind w:left="2160" w:hanging="180"/>
+      </w:pPr>
+    </w:lvl>
+    <w:lvl w:ilvl="3" w:tplc="0409000F" w:tentative="1">
+      <w:start w:val="1"/>
+      <w:numFmt w:val="decimal"/>
+      <w:lvlText w:val="%4."/>
+      <w:lvlJc w:val="left"/>
+      <w:pPr>
+        <w:ind w:left="2880" w:hanging="360"/>
+      </w:pPr>
+    </w:lvl>
+    <w:lvl w:ilvl="4" w:tplc="04090019" w:tentative="1">
+      <w:start w:val="1"/>
+      <w:numFmt w:val="lowerLetter"/>
+      <w:lvlText w:val="%5."/>
+      <w:lvlJc w:val="left"/>
+      <w:pPr>
+        <w:ind w:left="3600" w:hanging="360"/>
+      </w:pPr>
+    </w:lvl>
+    <w:lvl w:ilvl="5" w:tplc="0409001B" w:tentative="1">
+      <w:start w:val="1"/>
+      <w:numFmt w:val="lowerRoman"/>
+      <w:lvlText w:val="%6."/>
+      <w:lvlJc w:val="right"/>
+      <w:pPr>
+        <w:ind w:left="4320" w:hanging="180"/>
+      </w:pPr>
+    </w:lvl>
+    <w:lvl w:ilvl="6" w:tplc="0409000F" w:tentative="1">
+      <w:start w:val="1"/>
+      <w:numFmt w:val="decimal"/>
+      <w:lvlText w:val="%7."/>
+      <w:lvlJc w:val="left"/>
+      <w:pPr>
+        <w:ind w:left="5040" w:hanging="360"/>
+      </w:pPr>
+    </w:lvl>
+    <w:lvl w:ilvl="7" w:tplc="04090019" w:tentative="1">
+      <w:start w:val="1"/>
+      <w:numFmt w:val="lowerLetter"/>
+      <w:lvlText w:val="%8."/>
+      <w:lvlJc w:val="left"/>
+      <w:pPr>
+        <w:ind w:left="5760" w:hanging="360"/>
+      </w:pPr>
+    </w:lvl>
+    <w:lvl w:ilvl="8" w:tplc="0409001B" w:tentative="1">
+      <w:start w:val="1"/>
+      <w:numFmt w:val="lowerRoman"/>
+      <w:lvlText w:val="%9."/>
+      <w:lvlJc w:val="right"/>
+      <w:pPr>
+        <w:ind w:left="6480" w:hanging="180"/>
+      </w:pPr>
+    </w:lvl>
+  </w:abstractNum>
+  <w:abstractNum w:abstractNumId="2" w15:restartNumberingAfterBreak="0">
+    <w:nsid w:val="5CEE5197"/>
+    <w:multiLevelType w:val="hybridMultilevel"/>
+    <w:tmpl w:val="EDB4C4D4"/>
+    <w:lvl w:ilvl="0" w:tplc="FFFFFFFF">
+      <w:start w:val="1"/>
+      <w:numFmt w:val="decimal"/>
+      <w:lvlText w:val="%1."/>
+      <w:lvlJc w:val="left"/>
+      <w:pPr>
+        <w:ind w:left="720" w:hanging="360"/>
+      </w:pPr>
+      <w:rPr>
+        <w:rFonts w:hint="default"/>
+      </w:rPr>
+    </w:lvl>
+    <w:lvl w:ilvl="1" w:tplc="FFFFFFFF" w:tentative="1">
+      <w:start w:val="1"/>
+      <w:numFmt w:val="lowerLetter"/>
+      <w:lvlText w:val="%2."/>
+      <w:lvlJc w:val="left"/>
+      <w:pPr>
+        <w:ind w:left="1440" w:hanging="360"/>
+      </w:pPr>
+    </w:lvl>
+    <w:lvl w:ilvl="2" w:tplc="FFFFFFFF" w:tentative="1">
+      <w:start w:val="1"/>
+      <w:numFmt w:val="lowerRoman"/>
+      <w:lvlText w:val="%3."/>
+      <w:lvlJc w:val="right"/>
+      <w:pPr>
+        <w:ind w:left="2160" w:hanging="180"/>
+      </w:pPr>
+    </w:lvl>
+    <w:lvl w:ilvl="3" w:tplc="FFFFFFFF" w:tentative="1">
+      <w:start w:val="1"/>
+      <w:numFmt w:val="decimal"/>
+      <w:lvlText w:val="%4."/>
+      <w:lvlJc w:val="left"/>
+      <w:pPr>
+        <w:ind w:left="2880" w:hanging="360"/>
+      </w:pPr>
+    </w:lvl>
+    <w:lvl w:ilvl="4" w:tplc="FFFFFFFF" w:tentative="1">
+      <w:start w:val="1"/>
+      <w:numFmt w:val="lowerLetter"/>
+      <w:lvlText w:val="%5."/>
+      <w:lvlJc w:val="left"/>
+      <w:pPr>
+        <w:ind w:left="3600" w:hanging="360"/>
+      </w:pPr>
+    </w:lvl>
+    <w:lvl w:ilvl="5" w:tplc="FFFFFFFF" w:tentative="1">
+      <w:start w:val="1"/>
+      <w:numFmt w:val="lowerRoman"/>
+      <w:lvlText w:val="%6."/>
+      <w:lvlJc w:val="right"/>
+      <w:pPr>
+        <w:ind w:left="4320" w:hanging="180"/>
+      </w:pPr>
+    </w:lvl>
+    <w:lvl w:ilvl="6" w:tplc="FFFFFFFF" w:tentative="1">
+      <w:start w:val="1"/>
+      <w:numFmt w:val="decimal"/>
+      <w:lvlText w:val="%7."/>
+      <w:lvlJc w:val="left"/>
+      <w:pPr>
+        <w:ind w:left="5040" w:hanging="360"/>
+      </w:pPr>
+    </w:lvl>
+    <w:lvl w:ilvl="7" w:tplc="FFFFFFFF" w:tentative="1">
+      <w:start w:val="1"/>
+      <w:numFmt w:val="lowerLetter"/>
+      <w:lvlText w:val="%8."/>
+      <w:lvlJc w:val="left"/>
+      <w:pPr>
+        <w:ind w:left="5760" w:hanging="360"/>
+      </w:pPr>
+    </w:lvl>
+    <w:lvl w:ilvl="8" w:tplc="FFFFFFFF" w:tentative="1">
+      <w:start w:val="1"/>
+      <w:numFmt w:val="lowerRoman"/>
+      <w:lvlText w:val="%9."/>
+      <w:lvlJc w:val="right"/>
+      <w:pPr>
+        <w:ind w:left="6480" w:hanging="180"/>
+      </w:pPr>
+    </w:lvl>
+  </w:abstractNum>
+  <w:abstractNum w:abstractNumId="3" w15:restartNumberingAfterBreak="0">
+    <w:nsid w:val="72556506"/>
+    <w:multiLevelType w:val="hybridMultilevel"/>
+    <w:tmpl w:val="EAAED074"/>
+    <w:lvl w:ilvl="0" w:tplc="8F1EEE84">
+      <w:start w:val="1"/>
+      <w:numFmt w:val="decimal"/>
+      <w:lvlText w:val="%1."/>
+      <w:lvlJc w:val="left"/>
+      <w:pPr>
+        <w:ind w:left="1080" w:hanging="720"/>
+      </w:pPr>
+      <w:rPr>
+        <w:rFonts w:hint="default"/>
+      </w:rPr>
+    </w:lvl>
+    <w:lvl w:ilvl="1" w:tplc="04090019" w:tentative="1">
+      <w:start w:val="1"/>
+      <w:numFmt w:val="lowerLetter"/>
+      <w:lvlText w:val="%2."/>
+      <w:lvlJc w:val="left"/>
+      <w:pPr>
+        <w:ind w:left="1440" w:hanging="360"/>
+      </w:pPr>
+    </w:lvl>
+    <w:lvl w:ilvl="2" w:tplc="0409001B" w:tentative="1">
+      <w:start w:val="1"/>
+      <w:numFmt w:val="lowerRoman"/>
+      <w:lvlText w:val="%3."/>
+      <w:lvlJc w:val="right"/>
+      <w:pPr>
+        <w:ind w:left="2160" w:hanging="180"/>
+      </w:pPr>
+    </w:lvl>
+    <w:lvl w:ilvl="3" w:tplc="0409000F" w:tentative="1">
+      <w:start w:val="1"/>
+      <w:numFmt w:val="decimal"/>
+      <w:lvlText w:val="%4."/>
+      <w:lvlJc w:val="left"/>
+      <w:pPr>
+        <w:ind w:left="2880" w:hanging="360"/>
+      </w:pPr>
+    </w:lvl>
+    <w:lvl w:ilvl="4" w:tplc="04090019" w:tentative="1">
+      <w:start w:val="1"/>
+      <w:numFmt w:val="lowerLetter"/>
+      <w:lvlText w:val="%5."/>
+      <w:lvlJc w:val="left"/>
+      <w:pPr>
+        <w:ind w:left="3600" w:hanging="360"/>
+      </w:pPr>
+    </w:lvl>
+    <w:lvl w:ilvl="5" w:tplc="0409001B" w:tentative="1">
+      <w:start w:val="1"/>
+      <w:numFmt w:val="lowerRoman"/>
+      <w:lvlText w:val="%6."/>
+      <w:lvlJc w:val="right"/>
+      <w:pPr>
+        <w:ind w:left="4320" w:hanging="180"/>
+      </w:pPr>
+    </w:lvl>
+    <w:lvl w:ilvl="6" w:tplc="0409000F" w:tentative="1">
+      <w:start w:val="1"/>
+      <w:numFmt w:val="decimal"/>
+      <w:lvlText w:val="%7."/>
+      <w:lvlJc w:val="left"/>
+      <w:pPr>
+        <w:ind w:left="5040" w:hanging="360"/>
+      </w:pPr>
+    </w:lvl>
+    <w:lvl w:ilvl="7" w:tplc="04090019" w:tentative="1">
+      <w:start w:val="1"/>
+      <w:numFmt w:val="lowerLetter"/>
+      <w:lvlText w:val="%8."/>
+      <w:lvlJc w:val="left"/>
+      <w:pPr>
+        <w:ind w:left="5760" w:hanging="360"/>
+      </w:pPr>
+    </w:lvl>
+    <w:lvl w:ilvl="8" w:tplc="0409001B" w:tentative="1">
+      <w:start w:val="1"/>
+      <w:numFmt w:val="lowerRoman"/>
+      <w:lvlText w:val="%9."/>
+      <w:lvlJc w:val="right"/>
+      <w:pPr>
+        <w:ind w:left="6480" w:hanging="180"/>
+      </w:pPr>
+    </w:lvl>
+  </w:abstractNum>
+  <w:num w:numId="1" w16cid:durableId="574703673">
+    <w:abstractNumId w:val="1"/>
+  </w:num>
+  <w:num w:numId="2" w16cid:durableId="1541624521">
+    <w:abstractNumId w:val="2"/>
+  </w:num>
+  <w:num w:numId="3" w16cid:durableId="1530415562">
+    <w:abstractNumId w:val="0"/>
+  </w:num>
+  <w:num w:numId="4" w16cid:durableId="776952739">
+    <w:abstractNumId w:val="3"/>
+  </w:num>
+</w:numbering>
+</file>
+
 <file path=word/styles.xml><?xml version="1.0" encoding="utf-8"?>
-<w:styles xmlns:mc="http://schemas.openxmlformats.org/markup-compatibility/2006" xmlns:r="http://schemas.openxmlformats.org/officeDocument/2006/relationships" xmlns:w="http://schemas.openxmlformats.org/wordprocessingml/2006/main" xmlns:w14="http://schemas.microsoft.com/office/word/2010/wordml" xmlns:w15="http://schemas.microsoft.com/office/word/2012/wordml" xmlns:w16cex="http://schemas.microsoft.com/office/word/2018/wordml/cex" xmlns:w16cid="http://schemas.microsoft.com/office/word/2016/wordml/cid" xmlns:w16="http://schemas.microsoft.com/office/word/2018/wordml" xmlns:w16du="http://schemas.microsoft.com/office/word/2023/wordml/word16du" xmlns:w16sdtdh="http://schemas.microsoft.com/office/word/2020/wordml/sdtdatahash" xmlns:w16sdtfl="http://schemas.microsoft.com/office/word/2024/wordml/sdtformatlock" xmlns:w16se="http://schemas.microsoft.com/office/word/2015/wordml/symex" mc:Ignorable="w14 w15 w16se w16cid w16 w16cex w16sdtdh w16sdtfl w16du">
+<w:styles xmlns:mc="http://schemas.openxmlformats.org/markup-compatibility/2006" xmlns:r="http://schemas.openxmlformats.org/officeDocument/2006/relationships" xmlns:w="http://schemas.openxmlformats.org/wordprocessingml/2006/main" xmlns:w14="http://schemas.microsoft.com/office/word/2010/wordml" xmlns:w15="http://schemas.microsoft.com/office/word/2012/wordml" xmlns:w16cex="http://schemas.microsoft.com/office/word/2018/wordml/cex" xmlns:w16cid="http://schemas.microsoft.com/office/word/2016/wordml/cid" xmlns:w16="http://schemas.microsoft.com/office/word/2018/wordml" xmlns:w16sdtdh="http://schemas.microsoft.com/office/word/2020/wordml/sdtdatahash" xmlns:w16sdtfl="http://schemas.microsoft.com/office/word/2024/wordml/sdtformatlock" xmlns:w16se="http://schemas.microsoft.com/office/word/2015/wordml/symex" xmlns:w16du="http://schemas.microsoft.com/office/word/2023/wordml/word16du" mc:Ignorable="w14 w15 w16se w16cid w16 w16cex w16sdtdh w16sdtfl w16du">
   <w:docDefaults>
     <w:rPrDefault>
       <w:rPr>
@@ -549,6 +1369,17 @@
     <w:semiHidden/>
     <w:unhideWhenUsed/>
   </w:style>
+  <w:style w:type="paragraph" w:styleId="ListParagraph">
+    <w:name w:val="List Paragraph"/>
+    <w:basedOn w:val="Normal"/>
+    <w:uiPriority w:val="34"/>
+    <w:qFormat/>
+    <w:rsid w:val="00997D8C"/>
+    <w:pPr>
+      <w:ind w:left="720"/>
+      <w:contextualSpacing/>
+    </w:pPr>
+  </w:style>
 </w:styles>
 </file>
 
